--- a/Adventurers_Project_Report.docx
+++ b/Adventurers_Project_Report.docx
@@ -1890,7 +1890,486 @@
           <w:sz w:val="32"/>
           <w:szCs w:val="32"/>
         </w:rPr>
-        <w:t xml:space="preserve">4. Frontend Architecture</w:t>
+        <w:t xml:space="preserve">4. UML Diagrams</w:t>
+      </w:r>
+    </w:p>
+    <w:p>
+      <w:pPr>
+        <w:spacing w:after="120" w:line="276"/>
+      </w:pPr>
+      <w:r>
+        <w:rPr>
+          <w:rFonts w:ascii="Arial" w:cs="Arial" w:eastAsia="Arial" w:hAnsi="Arial"/>
+          <w:color w:val="1E293B"/>
+          <w:sz w:val="22"/>
+          <w:szCs w:val="22"/>
+        </w:rPr>
+        <w:t xml:space="preserve">The following UML diagrams illustrate the system design, data relationships, user interactions, and booking flow of the Adventurers platform.</w:t>
+      </w:r>
+    </w:p>
+    <w:p>
+      <w:pPr>
+        <w:spacing w:after="120"/>
+      </w:pPr>
+      <w:r>
+        <w:t xml:space="preserve"/>
+      </w:r>
+    </w:p>
+    <w:p>
+      <w:pPr>
+        <w:pStyle w:val="Heading2"/>
+        <w:spacing w:after="100" w:before="240"/>
+      </w:pPr>
+      <w:r>
+        <w:rPr>
+          <w:rFonts w:ascii="Arial" w:cs="Arial" w:eastAsia="Arial" w:hAnsi="Arial"/>
+          <w:b/>
+          <w:bCs/>
+          <w:color w:val="1E293B"/>
+          <w:sz w:val="26"/>
+          <w:szCs w:val="26"/>
+        </w:rPr>
+        <w:t xml:space="preserve">4.1  Use Case Diagram</w:t>
+      </w:r>
+    </w:p>
+    <w:p>
+      <w:pPr>
+        <w:spacing w:after="120" w:line="276"/>
+      </w:pPr>
+      <w:r>
+        <w:rPr>
+          <w:rFonts w:ascii="Arial" w:cs="Arial" w:eastAsia="Arial" w:hAnsi="Arial"/>
+          <w:color w:val="1E293B"/>
+          <w:sz w:val="22"/>
+          <w:szCs w:val="22"/>
+        </w:rPr>
+        <w:t xml:space="preserve">Shows the primary actions available to the Traveller / User actor on the platform, including authentication, browsing, booking, and payment flows.</w:t>
+      </w:r>
+    </w:p>
+    <w:p>
+      <w:pPr>
+        <w:spacing w:after="80"/>
+      </w:pPr>
+      <w:r>
+        <w:t xml:space="preserve"/>
+      </w:r>
+    </w:p>
+    <w:p>
+      <w:pPr>
+        <w:spacing w:after="80"/>
+        <w:jc w:val="center"/>
+      </w:pPr>
+      <w:r>
+        <w:drawing>
+          <wp:inline distT="0" distB="0" distL="0" distR="0">
+            <wp:extent cx="3238500" cy="4133850"/>
+            <wp:effectExtent t="0" r="0" b="0" l="0"/>
+            <wp:docPr id="1" name="Use Case Diagram" descr="Use Case Diagram" title="Use Case Diagram"/>
+            <wp:cNvGraphicFramePr>
+              <a:graphicFrameLocks xmlns:a="http://schemas.openxmlformats.org/drawingml/2006/main" noChangeAspect="1"/>
+            </wp:cNvGraphicFramePr>
+            <a:graphic xmlns:a="http://schemas.openxmlformats.org/drawingml/2006/main">
+              <a:graphicData uri="http://schemas.openxmlformats.org/drawingml/2006/picture">
+                <pic:pic xmlns:pic="http://schemas.openxmlformats.org/drawingml/2006/picture">
+                  <pic:nvPicPr>
+                    <pic:cNvPr id="0" name="" descr=""/>
+                    <pic:cNvPicPr>
+                      <a:picLocks noChangeAspect="1" noChangeArrowheads="1"/>
+                    </pic:cNvPicPr>
+                  </pic:nvPicPr>
+                  <pic:blipFill>
+                    <a:blip r:embed="rId9" cstate="none"/>
+                    <a:srcRect/>
+                    <a:stretch>
+                      <a:fillRect/>
+                    </a:stretch>
+                  </pic:blipFill>
+                  <pic:spPr bwMode="auto">
+                    <a:xfrm>
+                      <a:off x="0" y="0"/>
+                      <a:ext cx="3238500" cy="4133850"/>
+                    </a:xfrm>
+                    <a:prstGeom prst="rect">
+                      <a:avLst/>
+                    </a:prstGeom>
+                  </pic:spPr>
+                </pic:pic>
+              </a:graphicData>
+            </a:graphic>
+          </wp:inline>
+        </w:drawing>
+      </w:r>
+    </w:p>
+    <w:p>
+      <w:pPr>
+        <w:spacing w:after="200"/>
+        <w:jc w:val="center"/>
+      </w:pPr>
+      <w:r>
+        <w:rPr>
+          <w:rFonts w:ascii="Arial" w:cs="Arial" w:eastAsia="Arial" w:hAnsi="Arial"/>
+          <w:i/>
+          <w:iCs/>
+          <w:color w:val="64748B"/>
+          <w:sz w:val="18"/>
+          <w:szCs w:val="18"/>
+        </w:rPr>
+        <w:t xml:space="preserve">Figure: Use Case Diagram</w:t>
+      </w:r>
+    </w:p>
+    <w:p>
+      <w:pPr>
+        <w:spacing w:after="80"/>
+      </w:pPr>
+      <w:r>
+        <w:t xml:space="preserve"/>
+      </w:r>
+    </w:p>
+    <w:p>
+      <w:pPr>
+        <w:pStyle w:val="Heading2"/>
+        <w:spacing w:after="100" w:before="240"/>
+      </w:pPr>
+      <w:r>
+        <w:rPr>
+          <w:rFonts w:ascii="Arial" w:cs="Arial" w:eastAsia="Arial" w:hAnsi="Arial"/>
+          <w:b/>
+          <w:bCs/>
+          <w:color w:val="1E293B"/>
+          <w:sz w:val="26"/>
+          <w:szCs w:val="26"/>
+        </w:rPr>
+        <w:t xml:space="preserve">4.2  ER Diagram</w:t>
+      </w:r>
+    </w:p>
+    <w:p>
+      <w:pPr>
+        <w:spacing w:after="120" w:line="276"/>
+      </w:pPr>
+      <w:r>
+        <w:rPr>
+          <w:rFonts w:ascii="Arial" w:cs="Arial" w:eastAsia="Arial" w:hAnsi="Arial"/>
+          <w:color w:val="1E293B"/>
+          <w:sz w:val="22"/>
+          <w:szCs w:val="22"/>
+        </w:rPr>
+        <w:t xml:space="preserve">Depicts the entity relationships between the four core MongoDB collections — User, Adventure, Booking, and Review — along with their primary and foreign key references.</w:t>
+      </w:r>
+    </w:p>
+    <w:p>
+      <w:pPr>
+        <w:spacing w:after="80"/>
+      </w:pPr>
+      <w:r>
+        <w:t xml:space="preserve"/>
+      </w:r>
+    </w:p>
+    <w:p>
+      <w:pPr>
+        <w:spacing w:after="80"/>
+        <w:jc w:val="center"/>
+      </w:pPr>
+      <w:r>
+        <w:drawing>
+          <wp:inline distT="0" distB="0" distL="0" distR="0">
+            <wp:extent cx="4410075" cy="4010025"/>
+            <wp:effectExtent t="0" r="0" b="0" l="0"/>
+            <wp:docPr id="1" name="Entity-Relationship (ER) Diagram" descr="Entity-Relationship (ER) Diagram" title="Entity-Relationship (ER) Diagram"/>
+            <wp:cNvGraphicFramePr>
+              <a:graphicFrameLocks xmlns:a="http://schemas.openxmlformats.org/drawingml/2006/main" noChangeAspect="1"/>
+            </wp:cNvGraphicFramePr>
+            <a:graphic xmlns:a="http://schemas.openxmlformats.org/drawingml/2006/main">
+              <a:graphicData uri="http://schemas.openxmlformats.org/drawingml/2006/picture">
+                <pic:pic xmlns:pic="http://schemas.openxmlformats.org/drawingml/2006/picture">
+                  <pic:nvPicPr>
+                    <pic:cNvPr id="0" name="" descr=""/>
+                    <pic:cNvPicPr>
+                      <a:picLocks noChangeAspect="1" noChangeArrowheads="1"/>
+                    </pic:cNvPicPr>
+                  </pic:nvPicPr>
+                  <pic:blipFill>
+                    <a:blip r:embed="rId10" cstate="none"/>
+                    <a:srcRect/>
+                    <a:stretch>
+                      <a:fillRect/>
+                    </a:stretch>
+                  </pic:blipFill>
+                  <pic:spPr bwMode="auto">
+                    <a:xfrm>
+                      <a:off x="0" y="0"/>
+                      <a:ext cx="4410075" cy="4010025"/>
+                    </a:xfrm>
+                    <a:prstGeom prst="rect">
+                      <a:avLst/>
+                    </a:prstGeom>
+                  </pic:spPr>
+                </pic:pic>
+              </a:graphicData>
+            </a:graphic>
+          </wp:inline>
+        </w:drawing>
+      </w:r>
+    </w:p>
+    <w:p>
+      <w:pPr>
+        <w:spacing w:after="200"/>
+        <w:jc w:val="center"/>
+      </w:pPr>
+      <w:r>
+        <w:rPr>
+          <w:rFonts w:ascii="Arial" w:cs="Arial" w:eastAsia="Arial" w:hAnsi="Arial"/>
+          <w:i/>
+          <w:iCs/>
+          <w:color w:val="64748B"/>
+          <w:sz w:val="18"/>
+          <w:szCs w:val="18"/>
+        </w:rPr>
+        <w:t xml:space="preserve">Figure: Entity-Relationship (ER) Diagram</w:t>
+      </w:r>
+    </w:p>
+    <w:p>
+      <w:pPr>
+        <w:spacing w:after="80"/>
+      </w:pPr>
+      <w:r>
+        <w:t xml:space="preserve"/>
+      </w:r>
+    </w:p>
+    <w:p>
+      <w:pPr>
+        <w:pStyle w:val="Heading2"/>
+        <w:spacing w:after="100" w:before="240"/>
+      </w:pPr>
+      <w:r>
+        <w:rPr>
+          <w:rFonts w:ascii="Arial" w:cs="Arial" w:eastAsia="Arial" w:hAnsi="Arial"/>
+          <w:b/>
+          <w:bCs/>
+          <w:color w:val="1E293B"/>
+          <w:sz w:val="26"/>
+          <w:szCs w:val="26"/>
+        </w:rPr>
+        <w:t xml:space="preserve">4.3  Class Diagram</w:t>
+      </w:r>
+    </w:p>
+    <w:p>
+      <w:pPr>
+        <w:spacing w:after="120" w:line="276"/>
+      </w:pPr>
+      <w:r>
+        <w:rPr>
+          <w:rFonts w:ascii="Arial" w:cs="Arial" w:eastAsia="Arial" w:hAnsi="Arial"/>
+          <w:color w:val="1E293B"/>
+          <w:sz w:val="22"/>
+          <w:szCs w:val="22"/>
+        </w:rPr>
+        <w:t xml:space="preserve">Illustrates the MVC-layered class structure: the BookingController delegates to BookingService, which manages the Booking model; User, Adventure, and Review entities are shown with their relationships and multiplicities.</w:t>
+      </w:r>
+    </w:p>
+    <w:p>
+      <w:r>
+        <w:br w:type="page"/>
+      </w:r>
+    </w:p>
+    <w:p>
+      <w:pPr>
+        <w:spacing w:after="80"/>
+        <w:jc w:val="center"/>
+      </w:pPr>
+      <w:r>
+        <w:drawing>
+          <wp:inline distT="0" distB="0" distL="0" distR="0">
+            <wp:extent cx="6762750" cy="4352925"/>
+            <wp:effectExtent t="0" r="0" b="0" l="0"/>
+            <wp:docPr id="1" name="Class Diagram" descr="Class Diagram" title="Class Diagram"/>
+            <wp:cNvGraphicFramePr>
+              <a:graphicFrameLocks xmlns:a="http://schemas.openxmlformats.org/drawingml/2006/main" noChangeAspect="1"/>
+            </wp:cNvGraphicFramePr>
+            <a:graphic xmlns:a="http://schemas.openxmlformats.org/drawingml/2006/main">
+              <a:graphicData uri="http://schemas.openxmlformats.org/drawingml/2006/picture">
+                <pic:pic xmlns:pic="http://schemas.openxmlformats.org/drawingml/2006/picture">
+                  <pic:nvPicPr>
+                    <pic:cNvPr id="0" name="" descr=""/>
+                    <pic:cNvPicPr>
+                      <a:picLocks noChangeAspect="1" noChangeArrowheads="1"/>
+                    </pic:cNvPicPr>
+                  </pic:nvPicPr>
+                  <pic:blipFill>
+                    <a:blip r:embed="rId11" cstate="none"/>
+                    <a:srcRect/>
+                    <a:stretch>
+                      <a:fillRect/>
+                    </a:stretch>
+                  </pic:blipFill>
+                  <pic:spPr bwMode="auto">
+                    <a:xfrm>
+                      <a:off x="0" y="0"/>
+                      <a:ext cx="6762750" cy="4352925"/>
+                    </a:xfrm>
+                    <a:prstGeom prst="rect">
+                      <a:avLst/>
+                    </a:prstGeom>
+                  </pic:spPr>
+                </pic:pic>
+              </a:graphicData>
+            </a:graphic>
+          </wp:inline>
+        </w:drawing>
+      </w:r>
+    </w:p>
+    <w:p>
+      <w:pPr>
+        <w:spacing w:after="200"/>
+        <w:jc w:val="center"/>
+      </w:pPr>
+      <w:r>
+        <w:rPr>
+          <w:rFonts w:ascii="Arial" w:cs="Arial" w:eastAsia="Arial" w:hAnsi="Arial"/>
+          <w:i/>
+          <w:iCs/>
+          <w:color w:val="64748B"/>
+          <w:sz w:val="18"/>
+          <w:szCs w:val="18"/>
+        </w:rPr>
+        <w:t xml:space="preserve">Figure: Class Diagram</w:t>
+      </w:r>
+    </w:p>
+    <w:p>
+      <w:pPr>
+        <w:spacing w:after="120"/>
+      </w:pPr>
+      <w:r>
+        <w:t xml:space="preserve"/>
+      </w:r>
+    </w:p>
+    <w:p>
+      <w:pPr>
+        <w:pStyle w:val="Heading2"/>
+        <w:spacing w:after="100" w:before="240"/>
+      </w:pPr>
+      <w:r>
+        <w:rPr>
+          <w:rFonts w:ascii="Arial" w:cs="Arial" w:eastAsia="Arial" w:hAnsi="Arial"/>
+          <w:b/>
+          <w:bCs/>
+          <w:color w:val="1E293B"/>
+          <w:sz w:val="26"/>
+          <w:szCs w:val="26"/>
+        </w:rPr>
+        <w:t xml:space="preserve">4.4  Sequence Diagram</w:t>
+      </w:r>
+    </w:p>
+    <w:p>
+      <w:pPr>
+        <w:spacing w:after="120" w:line="276"/>
+      </w:pPr>
+      <w:r>
+        <w:rPr>
+          <w:rFonts w:ascii="Arial" w:cs="Arial" w:eastAsia="Arial" w:hAnsi="Arial"/>
+          <w:color w:val="1E293B"/>
+          <w:sz w:val="22"/>
+          <w:szCs w:val="22"/>
+        </w:rPr>
+        <w:t xml:space="preserve">Traces the end-to-end booking flow — from the user selecting an adventure on the frontend, through the backend availability check against the database, to the success or failure response rendered in the UI.</w:t>
+      </w:r>
+    </w:p>
+    <w:p>
+      <w:pPr>
+        <w:spacing w:after="80"/>
+      </w:pPr>
+      <w:r>
+        <w:t xml:space="preserve"/>
+      </w:r>
+    </w:p>
+    <w:p>
+      <w:pPr>
+        <w:spacing w:after="80"/>
+        <w:jc w:val="center"/>
+      </w:pPr>
+      <w:r>
+        <w:drawing>
+          <wp:inline distT="0" distB="0" distL="0" distR="0">
+            <wp:extent cx="5334000" cy="4914900"/>
+            <wp:effectExtent t="0" r="0" b="0" l="0"/>
+            <wp:docPr id="1" name="Sequence Diagram — Booking Flow" descr="Sequence Diagram — Booking Flow" title="Sequence Diagram — Booking Flow"/>
+            <wp:cNvGraphicFramePr>
+              <a:graphicFrameLocks xmlns:a="http://schemas.openxmlformats.org/drawingml/2006/main" noChangeAspect="1"/>
+            </wp:cNvGraphicFramePr>
+            <a:graphic xmlns:a="http://schemas.openxmlformats.org/drawingml/2006/main">
+              <a:graphicData uri="http://schemas.openxmlformats.org/drawingml/2006/picture">
+                <pic:pic xmlns:pic="http://schemas.openxmlformats.org/drawingml/2006/picture">
+                  <pic:nvPicPr>
+                    <pic:cNvPr id="0" name="" descr=""/>
+                    <pic:cNvPicPr>
+                      <a:picLocks noChangeAspect="1" noChangeArrowheads="1"/>
+                    </pic:cNvPicPr>
+                  </pic:nvPicPr>
+                  <pic:blipFill>
+                    <a:blip r:embed="rId12" cstate="none"/>
+                    <a:srcRect/>
+                    <a:stretch>
+                      <a:fillRect/>
+                    </a:stretch>
+                  </pic:blipFill>
+                  <pic:spPr bwMode="auto">
+                    <a:xfrm>
+                      <a:off x="0" y="0"/>
+                      <a:ext cx="5334000" cy="4914900"/>
+                    </a:xfrm>
+                    <a:prstGeom prst="rect">
+                      <a:avLst/>
+                    </a:prstGeom>
+                  </pic:spPr>
+                </pic:pic>
+              </a:graphicData>
+            </a:graphic>
+          </wp:inline>
+        </w:drawing>
+      </w:r>
+    </w:p>
+    <w:p>
+      <w:pPr>
+        <w:spacing w:after="200"/>
+        <w:jc w:val="center"/>
+      </w:pPr>
+      <w:r>
+        <w:rPr>
+          <w:rFonts w:ascii="Arial" w:cs="Arial" w:eastAsia="Arial" w:hAnsi="Arial"/>
+          <w:i/>
+          <w:iCs/>
+          <w:color w:val="64748B"/>
+          <w:sz w:val="18"/>
+          <w:szCs w:val="18"/>
+        </w:rPr>
+        <w:t xml:space="preserve">Figure: Sequence Diagram — Booking Flow</w:t>
+      </w:r>
+    </w:p>
+    <w:p>
+      <w:pPr>
+        <w:spacing w:after="160"/>
+      </w:pPr>
+      <w:r>
+        <w:t xml:space="preserve"/>
+      </w:r>
+    </w:p>
+    <w:p>
+      <w:pPr>
+        <w:pStyle w:val="Heading1"/>
+        <w:pBdr>
+          <w:bottom w:val="single" w:color="0D9488" w:sz="6" w:space="6"/>
+        </w:pBdr>
+        <w:spacing w:after="120" w:before="360"/>
+      </w:pPr>
+      <w:r>
+        <w:rPr>
+          <w:rFonts w:ascii="Arial" w:cs="Arial" w:eastAsia="Arial" w:hAnsi="Arial"/>
+          <w:b/>
+          <w:bCs/>
+          <w:color w:val="0D9488"/>
+          <w:sz w:val="32"/>
+          <w:szCs w:val="32"/>
+        </w:rPr>
+        <w:t xml:space="preserve">5. Frontend Architecture</w:t>
       </w:r>
     </w:p>
     <w:p>
@@ -2189,7 +2668,7 @@
           <w:sz w:val="32"/>
           <w:szCs w:val="32"/>
         </w:rPr>
-        <w:t xml:space="preserve">5. Backend Architecture</w:t>
+        <w:t xml:space="preserve">6. Backend Architecture</w:t>
       </w:r>
     </w:p>
     <w:p>
@@ -2369,7 +2848,7 @@
           <w:sz w:val="32"/>
           <w:szCs w:val="32"/>
         </w:rPr>
-        <w:t xml:space="preserve">6. Database Design</w:t>
+        <w:t xml:space="preserve">7. Database Design</w:t>
       </w:r>
     </w:p>
     <w:p>
@@ -3528,7 +4007,7 @@
           <w:sz w:val="32"/>
           <w:szCs w:val="32"/>
         </w:rPr>
-        <w:t xml:space="preserve">7. API Design</w:t>
+        <w:t xml:space="preserve">8. API Design</w:t>
       </w:r>
     </w:p>
     <w:p>
@@ -4083,7 +4562,7 @@
           <w:sz w:val="32"/>
           <w:szCs w:val="32"/>
         </w:rPr>
-        <w:t xml:space="preserve">8. Authentication System</w:t>
+        <w:t xml:space="preserve">9. Authentication System</w:t>
       </w:r>
     </w:p>
     <w:p>
@@ -4207,7 +4686,7 @@
           <w:sz w:val="32"/>
           <w:szCs w:val="32"/>
         </w:rPr>
-        <w:t xml:space="preserve">9. Deployment Architecture</w:t>
+        <w:t xml:space="preserve">10. Deployment Architecture</w:t>
       </w:r>
     </w:p>
     <w:tbl>
@@ -4768,7 +5247,7 @@
           <w:sz w:val="32"/>
           <w:szCs w:val="32"/>
         </w:rPr>
-        <w:t xml:space="preserve">10. Feature Breakdown</w:t>
+        <w:t xml:space="preserve">11. Feature Breakdown</w:t>
       </w:r>
     </w:p>
     <w:p>
@@ -4891,7 +5370,7 @@
           <w:sz w:val="32"/>
           <w:szCs w:val="32"/>
         </w:rPr>
-        <w:t xml:space="preserve">11. Challenges &amp; Solutions</w:t>
+        <w:t xml:space="preserve">12. Challenges &amp; Solutions</w:t>
       </w:r>
     </w:p>
     <w:tbl>
@@ -5305,7 +5784,7 @@
           <w:sz w:val="32"/>
           <w:szCs w:val="32"/>
         </w:rPr>
-        <w:t xml:space="preserve">12. Limitations &amp; Future Enhancements</w:t>
+        <w:t xml:space="preserve">13. Limitations &amp; Future Enhancements</w:t>
       </w:r>
     </w:p>
     <w:p>
@@ -5489,7 +5968,7 @@
           <w:sz w:val="32"/>
           <w:szCs w:val="32"/>
         </w:rPr>
-        <w:t xml:space="preserve">13. Conclusion</w:t>
+        <w:t xml:space="preserve">14. Conclusion</w:t>
       </w:r>
     </w:p>
     <w:p>
@@ -5651,7 +6130,7 @@
           <w:sz w:val="32"/>
           <w:szCs w:val="32"/>
         </w:rPr>
-        <w:t xml:space="preserve">14. Authors</w:t>
+        <w:t xml:space="preserve">15. Authors</w:t>
       </w:r>
     </w:p>
     <w:p>
